--- a/output/documents/Test Design Specification dan TTM CourtBook.docx
+++ b/output/documents/Test Design Specification dan TTM CourtBook.docx
@@ -48,7 +48,7 @@
         <w:rPr>
           <w:rtl w:val="0"/>
         </w:rPr>
-        <w:t xml:space="preserve">CourtBook | Lab Session Modul 2 | Pelanggan | Versi 1.1 | 22 Oktober 2026</w:t>
+        <w:t xml:space="preserve">CourtBook | Lab Session Modul 2 | Pelanggan | Versi 1.3 | 23 Oktober 2026</w:t>
       </w:r>
     </w:p>
     <w:p>
@@ -99,7 +99,7 @@
         <w:rPr>
           <w:rtl w:val="0"/>
         </w:rPr>
-        <w:t xml:space="preserve">Dokumen ini merancang pengujian delapan fitur Pelanggan berdasarkan Test Plan CourtBook versi 1.1, docs/requirements.md, dan docs/business-rules.md. Baseline aplikasi adalah commit 39fb8ee. Cakupan tetap autentikasi, pencarian lapangan, jadwal, booking, riwayat/detail, dan pembatalan. Admin hanya menyiapkan data; profil, pembayaran eksternal, serta transfer refund berada di luar cakupan.</w:t>
+        <w:t xml:space="preserve">Dokumen ini merancang pengujian delapan fitur Pelanggan berdasarkan Test Plan CourtBook versi 1.3, docs/requirements.md, dan docs/business-rules.md. Baseline aplikasi adalah commit 39fb8ee beserta perubahan antarmuka lokal 23 Oktober 2026 yang belum di-commit. Cakupan tetap autentikasi, pencarian lapangan, jadwal, booking, riwayat/detail, dan pembatalan. Admin hanya menyiapkan data; profil, pembayaran eksternal, serta transfer refund berada di luar cakupan.</w:t>
       </w:r>
     </w:p>
     <w:p>
@@ -327,7 +327,7 @@
         <w:rPr>
           <w:rtl w:val="0"/>
         </w:rPr>
-        <w:t xml:space="preserve">RQ-018: Booking berbayar yang aktif hanya boleh dibatalkan pada atau sebelum 24 jam menjelang mulai. Pembatalan sah melepas slot dan mencatat satu permintaan refund manual sebesar dana yang telah dialokasikan; tidak mengeksekusi transfer.</w:t>
+        <w:t xml:space="preserve">RQ-018: Booking berbayar yang aktif hanya boleh dibatalkan pada atau sebelum 24 jam menjelang mulai. Pembatalan sah melepas slot dan mencatat satu permintaan refund manual sebesar dana yang telah dialokasikan; tidak mengeksekusi transfer. Pada formulir pembatalan/refund berbayar, alasan wajib diisi dengan panjang 5 sampai 200 karakter.</w:t>
       </w:r>
     </w:p>
     <w:p>
@@ -363,7 +363,7 @@
         <w:rPr>
           <w:rtl w:val="0"/>
         </w:rPr>
-        <w:t xml:space="preserve">RQ-021: Delapan fitur terpilih harus memakai Bahasa Indonesia, format rupiah tanpa pecahan dan WIB, tetap terbaca pada desktop dan ponsel, serta dapat dioperasikan dengan keyboard, label, fokus, dan pesan validasi yang jelas.</w:t>
+        <w:t xml:space="preserve">RQ-021: Delapan fitur terpilih harus memakai Bahasa Indonesia, format rupiah tanpa pecahan dan WIB, tetap terbaca pada desktop dan ponsel, serta dapat dioperasikan dengan keyboard, label, fokus, dan pesan validasi yang jelas. Indikator pemesanan terdiri atas 1. Pesan lapangan (katalog, jadwal, dan periksa pesanan) serta 2. Bayar (peluncuran pembayaran).</w:t>
       </w:r>
     </w:p>
     <w:p>
@@ -8558,7 +8558,7 @@
               <w:rPr>
                 <w:rtl w:val="0"/>
               </w:rPr>
-              <w:t xml:space="preserve">Akun tanpa booking atau filter tanpa hasil menampilkan pesan kosong dan tindakan mencari lapangan.</w:t>
+              <w:t xml:space="preserve">Akun tanpa booking menampilkan pesan belum ada jadwal dan tombol Cari lapangan menuju katalog. Filter status tanpa hasil menampilkan pesan tidak ada booking dengan status ini dan tombol Lihat semua booking menuju riwayat tanpa filter.</w:t>
             </w:r>
           </w:p>
         </w:tc>
@@ -10478,7 +10478,7 @@
               <w:rPr>
                 <w:rtl w:val="0"/>
               </w:rPr>
-              <w:t xml:space="preserve">Delapan fitur terpilih tetap terbaca pada viewport 390 dan 1440 piksel; label rupiah dan WIB konsisten, tanpa halaman melebar keluar layar.</w:t>
+              <w:t xml:space="preserve">Delapan fitur tetap terbaca pada viewport 390 dan 1440 piksel, tanpa overflow; rupiah dan WIB konsisten. Indikator hanya menampilkan 1. Pesan lapangan dan 2. Bayar. Tahap 1 aktif pada katalog, jadwal, dan periksa pesanan; tahap 2 aktif pada peluncuran pembayaran, dengan tahap 1 selesai. Tahap aktif ditandai aria-current="step".</w:t>
             </w:r>
           </w:p>
         </w:tc>
@@ -10701,6 +10701,166 @@
                 <w:rtl w:val="0"/>
               </w:rPr>
               <w:t xml:space="preserve">RQ-021</w:t>
+            </w:r>
+          </w:p>
+        </w:tc>
+      </w:tr>
+      <w:tr>
+        <w:trPr>
+          <w:cantSplit/>
+        </w:trPr>
+        <w:tc>
+          <w:tcPr>
+            <w:tcBorders>
+              <w:top w:color="000000" w:space="0" w:sz="4" w:val="single"/>
+              <w:left w:color="000000" w:space="0" w:sz="4" w:val="single"/>
+              <w:bottom w:color="000000" w:space="0" w:sz="4" w:val="single"/>
+              <w:right w:color="000000" w:space="0" w:sz="4" w:val="single"/>
+            </w:tcBorders>
+            <w:tcMar>
+              <w:top w:w="0.0" w:type="dxa"/>
+              <w:left w:w="100.0" w:type="dxa"/>
+              <w:bottom w:w="0.0" w:type="dxa"/>
+              <w:right w:w="100.0" w:type="dxa"/>
+            </w:tcMar>
+            <w:vAlign w:val="top"/>
+            <w:tcW w:w="1441" w:type="dxa"/>
+          </w:tcPr>
+          <w:p>
+            <w:pPr>
+              <w:jc w:val="left"/>
+              <w:rPr/>
+              <w:keepNext w:val="0"/>
+            </w:pPr>
+            <w:r>
+              <w:rPr>
+                <w:rtl w:val="0"/>
+              </w:rPr>
+              <w:t xml:space="preserve">TCond-061</w:t>
+            </w:r>
+          </w:p>
+        </w:tc>
+        <w:tc>
+          <w:tcPr>
+            <w:tcBorders>
+              <w:top w:color="000000" w:space="0" w:sz="4" w:val="single"/>
+              <w:left w:color="000000" w:space="0" w:sz="4" w:val="single"/>
+              <w:bottom w:color="000000" w:space="0" w:sz="4" w:val="single"/>
+              <w:right w:color="000000" w:space="0" w:sz="4" w:val="single"/>
+            </w:tcBorders>
+            <w:tcMar>
+              <w:top w:w="0.0" w:type="dxa"/>
+              <w:left w:w="100.0" w:type="dxa"/>
+              <w:bottom w:w="0.0" w:type="dxa"/>
+              <w:right w:w="100.0" w:type="dxa"/>
+            </w:tcMar>
+            <w:vAlign w:val="top"/>
+            <w:tcW w:w="1225" w:type="dxa"/>
+          </w:tcPr>
+          <w:p>
+            <w:pPr>
+              <w:jc w:val="left"/>
+              <w:rPr/>
+              <w:keepNext w:val="0"/>
+            </w:pPr>
+            <w:r>
+              <w:rPr>
+                <w:rtl w:val="0"/>
+              </w:rPr>
+              <w:t xml:space="preserve">FS-008</w:t>
+            </w:r>
+          </w:p>
+        </w:tc>
+        <w:tc>
+          <w:tcPr>
+            <w:tcBorders>
+              <w:top w:color="000000" w:space="0" w:sz="4" w:val="single"/>
+              <w:left w:color="000000" w:space="0" w:sz="4" w:val="single"/>
+              <w:bottom w:color="000000" w:space="0" w:sz="4" w:val="single"/>
+              <w:right w:color="000000" w:space="0" w:sz="4" w:val="single"/>
+            </w:tcBorders>
+            <w:tcMar>
+              <w:top w:w="0.0" w:type="dxa"/>
+              <w:left w:w="100.0" w:type="dxa"/>
+              <w:bottom w:w="0.0" w:type="dxa"/>
+              <w:right w:w="100.0" w:type="dxa"/>
+            </w:tcMar>
+            <w:vAlign w:val="top"/>
+            <w:tcW w:w="4251" w:type="dxa"/>
+          </w:tcPr>
+          <w:p>
+            <w:pPr>
+              <w:jc w:val="left"/>
+              <w:rPr/>
+              <w:keepNext w:val="0"/>
+            </w:pPr>
+            <w:r>
+              <w:rPr>
+                <w:rtl w:val="0"/>
+              </w:rPr>
+              <w:t xml:space="preserve">Pada booking berbayar milik sendiri yang aktif dan memenuhi batas pembatalan 24 jam, formulir refund menolak alasan kosong, 4 karakter, atau 201 karakter tanpa mengubah status, slot, atau refund. Alasan 5 dan 200 karakter diterima; booking dibatalkan, slot dilepas, dan satu refund manual dicatat. Setiap variasi memakai fixture baru.</w:t>
+            </w:r>
+          </w:p>
+        </w:tc>
+        <w:tc>
+          <w:tcPr>
+            <w:tcBorders>
+              <w:top w:color="000000" w:space="0" w:sz="4" w:val="single"/>
+              <w:left w:color="000000" w:space="0" w:sz="4" w:val="single"/>
+              <w:bottom w:color="000000" w:space="0" w:sz="4" w:val="single"/>
+              <w:right w:color="000000" w:space="0" w:sz="4" w:val="single"/>
+            </w:tcBorders>
+            <w:tcMar>
+              <w:top w:w="0.0" w:type="dxa"/>
+              <w:left w:w="100.0" w:type="dxa"/>
+              <w:bottom w:w="0.0" w:type="dxa"/>
+              <w:right w:w="100.0" w:type="dxa"/>
+            </w:tcMar>
+            <w:vAlign w:val="top"/>
+            <w:tcW w:w="1225" w:type="dxa"/>
+          </w:tcPr>
+          <w:p>
+            <w:pPr>
+              <w:jc w:val="left"/>
+              <w:rPr/>
+              <w:keepNext w:val="0"/>
+            </w:pPr>
+            <w:r>
+              <w:rPr>
+                <w:rtl w:val="0"/>
+              </w:rPr>
+              <w:t xml:space="preserve">High</w:t>
+            </w:r>
+          </w:p>
+        </w:tc>
+        <w:tc>
+          <w:tcPr>
+            <w:tcBorders>
+              <w:top w:color="000000" w:space="0" w:sz="4" w:val="single"/>
+              <w:left w:color="000000" w:space="0" w:sz="4" w:val="single"/>
+              <w:bottom w:color="000000" w:space="0" w:sz="4" w:val="single"/>
+              <w:right w:color="000000" w:space="0" w:sz="4" w:val="single"/>
+            </w:tcBorders>
+            <w:tcMar>
+              <w:top w:w="0.0" w:type="dxa"/>
+              <w:left w:w="100.0" w:type="dxa"/>
+              <w:bottom w:w="0.0" w:type="dxa"/>
+              <w:right w:w="100.0" w:type="dxa"/>
+            </w:tcMar>
+            <w:vAlign w:val="top"/>
+            <w:tcW w:w="1368" w:type="dxa"/>
+          </w:tcPr>
+          <w:p>
+            <w:pPr>
+              <w:jc w:val="left"/>
+              <w:rPr/>
+              <w:keepNext w:val="0"/>
+            </w:pPr>
+            <w:r>
+              <w:rPr>
+                <w:rtl w:val="0"/>
+              </w:rPr>
+              <w:t xml:space="preserve">RQ-018</w:t>
             </w:r>
           </w:p>
         </w:tc>
@@ -16943,7 +17103,7 @@
               <w:rPr>
                 <w:rtl w:val="0"/>
               </w:rPr>
-              <w:t xml:space="preserve">Layout desktop ponsel bahasa rupiah dan WIB</w:t>
+              <w:t xml:space="preserve">Layout desktop/ponsel, rupiah, WIB, dan indikator dua tahap</w:t>
             </w:r>
           </w:p>
         </w:tc>
@@ -17205,6 +17365,171 @@
                 <w:rtl w:val="0"/>
               </w:rPr>
               <w:t xml:space="preserve">RQ-021</w:t>
+            </w:r>
+          </w:p>
+        </w:tc>
+      </w:tr>
+      <w:tr>
+        <w:trPr>
+          <w:cantSplit/>
+        </w:trPr>
+        <w:tc>
+          <w:tcPr>
+            <w:tcBorders>
+              <w:top w:color="000000" w:space="0" w:sz="8" w:val="single"/>
+              <w:left w:color="000000" w:space="0" w:sz="8" w:val="single"/>
+              <w:bottom w:color="000000" w:space="0" w:sz="8" w:val="single"/>
+              <w:right w:color="000000" w:space="0" w:sz="8" w:val="single"/>
+            </w:tcBorders>
+            <w:tcMar>
+              <w:top w:w="0.0" w:type="dxa"/>
+              <w:left w:w="100.0" w:type="dxa"/>
+              <w:bottom w:w="0.0" w:type="dxa"/>
+              <w:right w:w="100.0" w:type="dxa"/>
+            </w:tcMar>
+            <w:vAlign w:val="top"/>
+            <w:tcW w:w="856" w:type="dxa"/>
+          </w:tcPr>
+          <w:p>
+            <w:pPr>
+              <w:spacing w:line="276" w:lineRule="auto"/>
+              <w:jc w:val="left"/>
+              <w:rPr/>
+              <w:keepNext w:val="0"/>
+            </w:pPr>
+            <w:r>
+              <w:rPr>
+                <w:rtl w:val="0"/>
+              </w:rPr>
+              <w:t xml:space="preserve">CI-039</w:t>
+            </w:r>
+          </w:p>
+        </w:tc>
+        <w:tc>
+          <w:tcPr>
+            <w:tcBorders>
+              <w:top w:color="000000" w:space="0" w:sz="8" w:val="single"/>
+              <w:left w:color="000000" w:space="0" w:sz="8" w:val="single"/>
+              <w:bottom w:color="000000" w:space="0" w:sz="8" w:val="single"/>
+              <w:right w:color="000000" w:space="0" w:sz="8" w:val="single"/>
+            </w:tcBorders>
+            <w:tcMar>
+              <w:top w:w="0.0" w:type="dxa"/>
+              <w:left w:w="100.0" w:type="dxa"/>
+              <w:bottom w:w="0.0" w:type="dxa"/>
+              <w:right w:w="100.0" w:type="dxa"/>
+            </w:tcMar>
+            <w:vAlign w:val="top"/>
+            <w:tcW w:w="3568" w:type="dxa"/>
+          </w:tcPr>
+          <w:p>
+            <w:pPr>
+              <w:spacing w:line="276" w:lineRule="auto"/>
+              <w:jc w:val="left"/>
+              <w:rPr/>
+              <w:keepNext w:val="0"/>
+            </w:pPr>
+            <w:r>
+              <w:rPr>
+                <w:rtl w:val="0"/>
+              </w:rPr>
+              <w:t xml:space="preserve">Field alasan pada formulir refund: wajib, minimum 5 dan maksimum 200 karakter</w:t>
+            </w:r>
+          </w:p>
+        </w:tc>
+        <w:tc>
+          <w:tcPr>
+            <w:tcBorders>
+              <w:top w:color="000000" w:space="0" w:sz="8" w:val="single"/>
+              <w:left w:color="000000" w:space="0" w:sz="8" w:val="single"/>
+              <w:bottom w:color="000000" w:space="0" w:sz="8" w:val="single"/>
+              <w:right w:color="000000" w:space="0" w:sz="8" w:val="single"/>
+            </w:tcBorders>
+            <w:tcMar>
+              <w:top w:w="0.0" w:type="dxa"/>
+              <w:left w:w="100.0" w:type="dxa"/>
+              <w:bottom w:w="0.0" w:type="dxa"/>
+              <w:right w:w="100.0" w:type="dxa"/>
+            </w:tcMar>
+            <w:vAlign w:val="top"/>
+            <w:tcW w:w="2355" w:type="dxa"/>
+          </w:tcPr>
+          <w:p>
+            <w:pPr>
+              <w:spacing w:line="276" w:lineRule="auto"/>
+              <w:jc w:val="left"/>
+              <w:rPr/>
+              <w:keepNext w:val="0"/>
+            </w:pPr>
+            <w:r>
+              <w:rPr>
+                <w:rtl w:val="0"/>
+              </w:rPr>
+              <w:t xml:space="preserve">TCond-061</w:t>
+            </w:r>
+          </w:p>
+        </w:tc>
+        <w:tc>
+          <w:tcPr>
+            <w:tcBorders>
+              <w:top w:color="000000" w:space="0" w:sz="8" w:val="single"/>
+              <w:left w:color="000000" w:space="0" w:sz="8" w:val="single"/>
+              <w:bottom w:color="000000" w:space="0" w:sz="8" w:val="single"/>
+              <w:right w:color="000000" w:space="0" w:sz="8" w:val="single"/>
+            </w:tcBorders>
+            <w:tcMar>
+              <w:top w:w="0.0" w:type="dxa"/>
+              <w:left w:w="100.0" w:type="dxa"/>
+              <w:bottom w:w="0.0" w:type="dxa"/>
+              <w:right w:w="100.0" w:type="dxa"/>
+            </w:tcMar>
+            <w:vAlign w:val="top"/>
+            <w:tcW w:w="1213" w:type="dxa"/>
+          </w:tcPr>
+          <w:p>
+            <w:pPr>
+              <w:spacing w:line="276" w:lineRule="auto"/>
+              <w:jc w:val="left"/>
+              <w:rPr/>
+              <w:keepNext w:val="0"/>
+            </w:pPr>
+            <w:r>
+              <w:rPr>
+                <w:rtl w:val="0"/>
+              </w:rPr>
+              <w:t xml:space="preserve">High</w:t>
+            </w:r>
+          </w:p>
+        </w:tc>
+        <w:tc>
+          <w:tcPr>
+            <w:tcBorders>
+              <w:top w:color="000000" w:space="0" w:sz="8" w:val="single"/>
+              <w:left w:color="000000" w:space="0" w:sz="8" w:val="single"/>
+              <w:bottom w:color="000000" w:space="0" w:sz="8" w:val="single"/>
+              <w:right w:color="000000" w:space="0" w:sz="8" w:val="single"/>
+            </w:tcBorders>
+            <w:tcMar>
+              <w:top w:w="0.0" w:type="dxa"/>
+              <w:left w:w="100.0" w:type="dxa"/>
+              <w:bottom w:w="0.0" w:type="dxa"/>
+              <w:right w:w="100.0" w:type="dxa"/>
+            </w:tcMar>
+            <w:vAlign w:val="top"/>
+            <w:tcW w:w="1428" w:type="dxa"/>
+          </w:tcPr>
+          <w:p>
+            <w:pPr>
+              <w:spacing w:line="276" w:lineRule="auto"/>
+              <w:jc w:val="left"/>
+              <w:rPr/>
+              <w:keepNext w:val="0"/>
+            </w:pPr>
+            <w:r>
+              <w:rPr>
+                <w:rtl w:val="0"/>
+              </w:rPr>
+              <w:t xml:space="preserve">RQ-018</w:t>
             </w:r>
           </w:p>
         </w:tc>
@@ -25800,6 +26125,139 @@
           </w:p>
         </w:tc>
       </w:tr>
+      <w:tr>
+        <w:trPr>
+          <w:cantSplit/>
+        </w:trPr>
+        <w:tc>
+          <w:tcPr>
+            <w:tcBorders>
+              <w:top w:color="000000" w:space="0" w:sz="0" w:val="nil"/>
+              <w:left w:color="000000" w:space="0" w:sz="6" w:val="single"/>
+              <w:bottom w:color="000000" w:space="0" w:sz="6" w:val="single"/>
+              <w:right w:color="000000" w:space="0" w:sz="6" w:val="single"/>
+            </w:tcBorders>
+            <w:tcMar>
+              <w:top w:w="0.0" w:type="dxa"/>
+              <w:left w:w="100.0" w:type="dxa"/>
+              <w:bottom w:w="0.0" w:type="dxa"/>
+              <w:right w:w="100.0" w:type="dxa"/>
+            </w:tcMar>
+            <w:vAlign w:val="top"/>
+            <w:tcW w:w="1713" w:type="dxa"/>
+          </w:tcPr>
+          <w:p>
+            <w:pPr>
+              <w:spacing w:after="0" w:line="276" w:lineRule="auto"/>
+              <w:jc w:val="left"/>
+              <w:rPr/>
+              <w:keepNext w:val="0"/>
+            </w:pPr>
+            <w:r>
+              <w:rPr>
+                <w:rtl w:val="0"/>
+              </w:rPr>
+              <w:t xml:space="preserve">RQ-018</w:t>
+            </w:r>
+          </w:p>
+        </w:tc>
+        <w:tc>
+          <w:tcPr>
+            <w:tcBorders>
+              <w:top w:color="000000" w:space="0" w:sz="0" w:val="nil"/>
+              <w:left w:color="000000" w:space="0" w:sz="0" w:val="nil"/>
+              <w:bottom w:color="000000" w:space="0" w:sz="6" w:val="single"/>
+              <w:right w:color="000000" w:space="0" w:sz="6" w:val="single"/>
+            </w:tcBorders>
+            <w:tcMar>
+              <w:top w:w="0.0" w:type="dxa"/>
+              <w:left w:w="100.0" w:type="dxa"/>
+              <w:bottom w:w="0.0" w:type="dxa"/>
+              <w:right w:w="100.0" w:type="dxa"/>
+            </w:tcMar>
+            <w:vAlign w:val="top"/>
+            <w:tcW w:w="2426" w:type="dxa"/>
+          </w:tcPr>
+          <w:p>
+            <w:pPr>
+              <w:spacing w:after="0" w:line="276" w:lineRule="auto"/>
+              <w:jc w:val="left"/>
+              <w:rPr/>
+              <w:keepNext w:val="0"/>
+            </w:pPr>
+            <w:r>
+              <w:rPr>
+                <w:rtl w:val="0"/>
+              </w:rPr>
+              <w:t xml:space="preserve">FS-008</w:t>
+            </w:r>
+          </w:p>
+        </w:tc>
+        <w:tc>
+          <w:tcPr>
+            <w:tcBorders>
+              <w:top w:color="000000" w:space="0" w:sz="0" w:val="nil"/>
+              <w:left w:color="000000" w:space="0" w:sz="0" w:val="nil"/>
+              <w:bottom w:color="000000" w:space="0" w:sz="6" w:val="single"/>
+              <w:right w:color="000000" w:space="0" w:sz="6" w:val="single"/>
+            </w:tcBorders>
+            <w:tcMar>
+              <w:top w:w="0.0" w:type="dxa"/>
+              <w:left w:w="100.0" w:type="dxa"/>
+              <w:bottom w:w="0.0" w:type="dxa"/>
+              <w:right w:w="100.0" w:type="dxa"/>
+            </w:tcMar>
+            <w:vAlign w:val="top"/>
+            <w:tcW w:w="2712" w:type="dxa"/>
+          </w:tcPr>
+          <w:p>
+            <w:pPr>
+              <w:spacing w:after="0" w:line="276" w:lineRule="auto"/>
+              <w:jc w:val="left"/>
+              <w:rPr/>
+              <w:keepNext w:val="0"/>
+            </w:pPr>
+            <w:r>
+              <w:rPr>
+                <w:rtl w:val="0"/>
+              </w:rPr>
+              <w:t xml:space="preserve">TCond-061</w:t>
+            </w:r>
+          </w:p>
+        </w:tc>
+        <w:tc>
+          <w:tcPr>
+            <w:tcBorders>
+              <w:top w:color="000000" w:space="0" w:sz="0" w:val="nil"/>
+              <w:left w:color="000000" w:space="0" w:sz="0" w:val="nil"/>
+              <w:bottom w:color="000000" w:space="0" w:sz="6" w:val="single"/>
+              <w:right w:color="000000" w:space="0" w:sz="6" w:val="single"/>
+            </w:tcBorders>
+            <w:tcMar>
+              <w:top w:w="0.0" w:type="dxa"/>
+              <w:left w:w="100.0" w:type="dxa"/>
+              <w:bottom w:w="0.0" w:type="dxa"/>
+              <w:right w:w="100.0" w:type="dxa"/>
+            </w:tcMar>
+            <w:vAlign w:val="top"/>
+            <w:tcW w:w="2569" w:type="dxa"/>
+          </w:tcPr>
+          <w:p>
+            <w:pPr>
+              <w:spacing w:after="0" w:line="276" w:lineRule="auto"/>
+              <w:jc w:val="left"/>
+              <w:rPr/>
+              <w:keepNext w:val="0"/>
+            </w:pPr>
+            <w:r>
+              <w:rPr>
+                <w:rtl w:val="0"/>
+              </w:rPr>
+              <w:t xml:space="preserve">CI-039</w:t>
+            </w:r>
+          </w:p>
+        </w:tc>
+      </w:tr>
     </w:tbl>
     <w:p>
       <w:pPr>
@@ -25822,7 +26280,7 @@
         <w:rPr>
           <w:rtl w:val="0"/>
         </w:rPr>
-        <w:t xml:space="preserve">Kelengkapan desain: 21/21 requirement terpetakan, 8/8 feature set memiliki kondisi, 60/60 kondisi memiliki requirement dan coverage item, dan 38/38 coverage item digunakan. Keterlacakan requirement 100 persen menunjukkan pemetaan desain yang lengkap, bukan persentase pengujian yang sudah dijalankan atau code coverage.</w:t>
+        <w:t xml:space="preserve">Kelengkapan desain: 21/21 requirement terpetakan, 8/8 feature set memiliki kondisi, 61/61 kondisi memiliki requirement dan coverage item, dan 39/39 coverage item digunakan. Keterlacakan requirement 100 persen menunjukkan pemetaan desain yang lengkap, bukan persentase pengujian yang sudah dijalankan atau code coverage.</w:t>
       </w:r>
     </w:p>
     <w:p>
@@ -25834,7 +26292,7 @@
         <w:rPr>
           <w:rtl w:val="0"/>
         </w:rPr>
-        <w:t xml:space="preserve">Untuk demonstrasi, telusuri RQ-012 ke FS-005/006, TCond-032/038/039, dan CI-020/024 untuk reservasi berurutan, bentrok, serta permintaan bersamaan. Telusuri RQ-018 ke FS-008, TCond-051/052/056, dan CI-032/035 untuk batas pembatalan 24 jam serta refund manual. Jelaskan sumber aturan, kebutuhan data, dan alasan prioritas High. Bila kebutuhan berubah, perbarui seluruh hubungan terkait.</w:t>
+        <w:t xml:space="preserve">Untuk demonstrasi, telusuri RQ-012 ke FS-005/006, TCond-032/038/039, dan CI-020/024 untuk reservasi berurutan, bentrok, serta permintaan bersamaan. Telusuri RQ-018 ke FS-008, TCond-051/052/056/061, dan CI-032/035/039 untuk batas pembatalan 24 jam, refund manual, serta validasi alasan 5 sampai 200 karakter. Jelaskan sumber aturan, kebutuhan data, dan alasan prioritas High. Bila kebutuhan berubah, perbarui seluruh hubungan terkait.</w:t>
       </w:r>
     </w:p>
     <w:p>
